--- a/public/Rohith_Resume.docx
+++ b/public/Rohith_Resume.docx
@@ -29,7 +29,15 @@
       </w:pPr>
       <w:r>
         <w:rPr/>
-        <w:t>Chennai, Tamil Nadu, India  |  +91 93425 93122  |  rohittvijay2205@gmail.com</w:t>
+        <w:t>Chennai, Tamil Nadu, India  |  +91 93425 93122  |  rohit</w:t>
+      </w:r>
+      <w:r>
+        <w:rPr/>
+        <w:t>h</w:t>
+      </w:r>
+      <w:r>
+        <w:rPr/>
+        <w:t>vijay2205@gmail.com</w:t>
         <w:br/>
         <w:t>LinkedIn: linkedin.com/in/v-rohith-a06243296  |  GitHub: github.com/RohithKhan</w:t>
       </w:r>
@@ -55,15 +63,7 @@
       </w:pPr>
       <w:r>
         <w:rPr/>
-        <w:t xml:space="preserve">Final-year Information Technology student and aspiring </w:t>
-      </w:r>
-      <w:r>
-        <w:rPr/>
-        <w:t>MERN</w:t>
-      </w:r>
-      <w:r>
-        <w:rPr/>
-        <w:t>-Stack Developer with hands-on experience building responsive web applications using React.js, Vite, TypeScript, Node.js, Express.js, and MongoDB. Experienced in frontend development, CRUD operations, REST API integration, database management, Git/GitHub, responsive web design, UI/UX design, and AI-assisted development. Interested in building scalable, user-focused software solutions and applying modern web technologies to real-world problems.</w:t>
+        <w:t>Final-year Information Technology student and aspiring MERN-Stack Developer with hands-on experience building responsive web applications using React.js, Vite, TypeScript, Node.js, Express.js, and MongoDB. Experienced in frontend development, CRUD operations, REST API integration, database management, Git/GitHub, responsive web design, UI/UX design, and AI-assisted development. Interested in building scalable, user-focused software solutions and applying modern web technologies to real-world problems.</w:t>
       </w:r>
     </w:p>
     <w:p>
